--- a/Cover_Letters/Shinoy_DataSnipper_Software_Engineer_Document_Intelligence_Cover_Letter.docx
+++ b/Cover_Letters/Shinoy_DataSnipper_Software_Engineer_Document_Intelligence_Cover_Letter.docx
@@ -14,7 +14,7 @@
     </w:p>
     <w:p>
       <w:r>
-        <w:t>October 11, 2026</w:t>
+        <w:t>October 19, 2026</w:t>
       </w:r>
     </w:p>
     <w:p>
@@ -35,7 +35,7 @@
     </w:p>
     <w:p>
       <w:r>
-        <w:t>While my career has been largely focused on QA automation and backend data validation rather than core feature development, I have built a strong foundation in Python, backend pipelines, and cloud environments. I am comfortable working with technical tooling and have used AI assistants like Gemini Code Assist to speed up my work.</w:t>
+        <w:t>Your work on document intelligence and embedding AI directly into tools like Excel aligns well with my background in backend validation and automation. In my recent roles, I have focused on building reliable pipelines, managing cloud test environments with AWS and Terraform, and validating data integrity using SQL. I also use tools like Gemini Code Assist in my daily workflow to write and review code more efficiently, which matches the practical engineering approach you take.</w:t>
       </w:r>
     </w:p>
     <w:p>
